--- a/mysite/static/files/deliveryOrder/Delivery_Order_T304113.docx
+++ b/mysite/static/files/deliveryOrder/Delivery_Order_T304113.docx
@@ -88,7 +88,7 @@
           </w:p>
           <w:p>
             <w:r>
-              <w:t>Issue Date:2026-02-22 operator:  Ronnie</w:t>
+              <w:t>Issue Date:2026-03-04 operator:  Ronnie</w:t>
             </w:r>
           </w:p>
         </w:tc>
